--- a/student-guide/Course_Name.docx
+++ b/student-guide/Course_Name.docx
@@ -7,19 +7,19 @@
         <w:pStyle w:val="Title"/>
       </w:pPr>
       <w:r>
+        <w:t xml:space="preserve">Data</w:t>
+      </w:r>
+      <w:r>
+        <w:t xml:space="preserve"> </w:t>
+      </w:r>
+      <w:r>
+        <w:t xml:space="preserve">on</w:t>
+      </w:r>
+      <w:r>
+        <w:t xml:space="preserve"> </w:t>
+      </w:r>
+      <w:r>
         <w:t xml:space="preserve">AnVIL</w:t>
-      </w:r>
-      <w:r>
-        <w:t xml:space="preserve"> </w:t>
-      </w:r>
-      <w:r>
-        <w:t xml:space="preserve">Book</w:t>
-      </w:r>
-      <w:r>
-        <w:t xml:space="preserve"> </w:t>
-      </w:r>
-      <w:r>
-        <w:t xml:space="preserve">Name</w:t>
       </w:r>
     </w:p>
     <w:p>
@@ -27,13 +27,13 @@
         <w:pStyle w:val="Date"/>
       </w:pPr>
       <w:r>
-        <w:t xml:space="preserve">November</w:t>
+        <w:t xml:space="preserve">December</w:t>
       </w:r>
       <w:r>
         <w:t xml:space="preserve"> </w:t>
       </w:r>
       <w:r>
-        <w:t xml:space="preserve">10,</w:t>
+        <w:t xml:space="preserve">11,</w:t>
       </w:r>
       <w:r>
         <w:t xml:space="preserve"> </w:t>
@@ -82,6 +82,14 @@
         <w:pStyle w:val="FirstParagraph"/>
       </w:pPr>
       <w:r>
+        <w:t xml:space="preserve">The chapters within this book contain hands-on activities to demonstrate how users can access and use data within an AnVIL workspace. Topics include bringing your own data from an HPC, finding data already hosted on AnVIL with tools like the Data Explorer, importing data from online data repositories like SRA, and getting access to protected data stored in places like dbGaP.</w:t>
+      </w:r>
+    </w:p>
+    <w:p>
+      <w:pPr>
+        <w:pStyle w:val="BodyText"/>
+      </w:pPr>
+      <w:r>
         <w:t xml:space="preserve">This book is part of a series of books for the Genomic Data Science Analysis, Visualization, and Informatics Lab-space (AnVIL) of the National Human Genome Research Institute (NHGRI). Learn more about AnVIL by visiting</w:t>
       </w:r>
       <w:r>
@@ -139,6 +147,16 @@
       <w:r>
         <w:t xml:space="preserve"> </w:t>
       </w:r>
+      <w:r>
+        <w:rPr>
+          <w:bCs/>
+          <w:b/>
+        </w:rPr>
+        <w:t xml:space="preserve">Novice</w:t>
+      </w:r>
+      <w:r>
+        <w:t xml:space="preserve">: no genetics skills needed</w:t>
+      </w:r>
     </w:p>
     <w:p>
       <w:pPr>
@@ -153,6 +171,16 @@
       </w:r>
       <w:r>
         <w:t xml:space="preserve"> </w:t>
+      </w:r>
+      <w:r>
+        <w:rPr>
+          <w:bCs/>
+          <w:b/>
+        </w:rPr>
+        <w:t xml:space="preserve">Novice</w:t>
+      </w:r>
+      <w:r>
+        <w:t xml:space="preserve">: no programming skills needed</w:t>
       </w:r>
     </w:p>
     <w:bookmarkEnd w:id="22"/>
@@ -186,17 +214,7 @@
     </w:p>
     <w:bookmarkEnd w:id="24"/>
     <w:bookmarkEnd w:id="25"/>
-    <w:bookmarkStart w:id="26" w:name="learning-objectives"/>
-    <w:p>
-      <w:pPr>
-        <w:pStyle w:val="Heading1"/>
-      </w:pPr>
-      <w:r>
-        <w:t xml:space="preserve">Learning Objectives</w:t>
-      </w:r>
-    </w:p>
-    <w:bookmarkEnd w:id="26"/>
-    <w:bookmarkStart w:id="27" w:name="references"/>
+    <w:bookmarkStart w:id="26" w:name="references"/>
     <w:p>
       <w:pPr>
         <w:pStyle w:val="Heading1"/>
@@ -214,7 +232,7 @@
         <w:t xml:space="preserve">References</w:t>
       </w:r>
     </w:p>
-    <w:bookmarkEnd w:id="27"/>
+    <w:bookmarkEnd w:id="26"/>
     <w:sectPr/>
   </w:body>
 </w:document>
